--- a/backend/data/procurement_process/专机23-17N 惠州至肇庆高速公路白云至三水段项目给排水迁改工程/专机23-17N-蒸汽混凝土砌块/1.采购意向公告.docx
+++ b/backend/data/procurement_process/专机23-17N 惠州至肇庆高速公路白云至三水段项目给排水迁改工程/专机23-17N-蒸汽混凝土砌块/1.采购意向公告.docx
@@ -560,8 +560,10 @@
           <w:highlight w:val="none"/>
           <w:lang w:val="en-US" w:eastAsia="zh-CN"/>
         </w:rPr>
-        <w:t>相应</w:t>
-      </w:r>
+        <w:t>相应营业范围</w:t>
+      </w:r>
+      <w:bookmarkStart w:id="1" w:name="_GoBack"/>
+      <w:bookmarkEnd w:id="1"/>
       <w:r>
         <w:rPr>
           <w:rFonts w:hint="eastAsia" w:ascii="Times New Roman" w:hAnsi="Times New Roman" w:eastAsia="仿宋_GB2312" w:cs="Times New Roman"/>
@@ -569,16 +571,6 @@
           <w:sz w:val="28"/>
           <w:szCs w:val="28"/>
           <w:highlight w:val="none"/>
-        </w:rPr>
-        <w:t>资质</w:t>
-      </w:r>
-      <w:r>
-        <w:rPr>
-          <w:rFonts w:hint="eastAsia" w:ascii="Times New Roman" w:hAnsi="Times New Roman" w:eastAsia="仿宋_GB2312" w:cs="Times New Roman"/>
-          <w:color w:val="auto"/>
-          <w:sz w:val="28"/>
-          <w:szCs w:val="28"/>
-          <w:highlight w:val="none"/>
           <w:lang w:val="en-US" w:eastAsia="zh-CN"/>
         </w:rPr>
         <w:t>（具体资质要求详见报名类别清单），</w:t>
@@ -600,28 +592,6 @@
           <w:szCs w:val="28"/>
         </w:rPr>
         <w:t>。</w:t>
-      </w:r>
-    </w:p>
-    <w:p>
-      <w:pPr>
-        <w:adjustRightInd w:val="0"/>
-        <w:snapToGrid w:val="0"/>
-        <w:spacing w:line="600" w:lineRule="exact"/>
-        <w:jc w:val="left"/>
-        <w:rPr>
-          <w:rFonts w:ascii="仿宋_GB2312" w:eastAsia="仿宋_GB2312"/>
-          <w:sz w:val="28"/>
-          <w:szCs w:val="28"/>
-          <w:u w:val="single"/>
-        </w:rPr>
-      </w:pPr>
-      <w:r>
-        <w:rPr>
-          <w:rFonts w:hint="eastAsia" w:ascii="仿宋_GB2312" w:eastAsia="仿宋_GB2312"/>
-          <w:sz w:val="28"/>
-          <w:szCs w:val="28"/>
-        </w:rPr>
-        <w:t>（3）供应商应当具有承接过同类项目的业绩。</w:t>
       </w:r>
     </w:p>
     <w:p>
